--- a/templates/P1-NOTICE-CONFIDENTIAL.docx
+++ b/templates/P1-NOTICE-CONFIDENTIAL.docx
@@ -362,7 +362,23 @@
           <w:i w:val="0"/>
           <w:sz w:val="24"/>
         </w:rPr>
-        <w:t>{#county_is_broward}The undersigned hereby certifies that generative artificial intelligence was used to prepare this Notice of Confidential Information. The undersigned has independently verified the accuracy of every citation to the law and/or the record, and the accuracy of any language drafted by generative artificial intelligence, including quotations, citations, paraphrased assertions, facts, and legal analysis.{/county_is_broward}</w:t>
+        <w:t>{#used_ai}{#county_is_broward}The undersigned hereby certifies that generative artificial intelligence was used to prepare this Notice of Confidential Information. The undersigned has independently verified the accuracy of every citation to the law and/or the record, and the accuracy of any language drafted by generative artificial intelligence, including quotations, citations, paraphrased assertions, facts, and legal analysis.{/county_is_broward}{/used_ai}</w:t>
+      </w:r>
+    </w:p>
+    <w:p>
+      <w:pPr>
+        <w:spacing w:before="120" w:after="360"/>
+        <w:ind w:firstLine="720"/>
+        <w:jc w:val="left"/>
+      </w:pPr>
+      <w:r>
+        <w:rPr>
+          <w:rFonts w:ascii="Times New Roman" w:hAnsi="Times New Roman" w:cs="Times New Roman"/>
+          <w:b w:val="0"/>
+          <w:i w:val="0"/>
+          <w:sz w:val="24"/>
+        </w:rPr>
+        <w:t>{#used_ai}{#county_is_miami_dade}Generative artificial intelligence was used in the preparation of this filing. The undersigned certifies that all factual assertions, legal authority, and citations have been independently reviewed and verified for accuracy and accepts full responsibility for the contents of this filing.{/county_is_miami_dade}{/used_ai}</w:t>
       </w:r>
     </w:p>
     <w:p>
